--- a/Selenium_WebDriver/reports/MyAppointment_Test_Report.docx
+++ b/Selenium_WebDriver/reports/MyAppointment_Test_Report.docx
@@ -28,7 +28,7 @@
           <w:color w:val="000000"/>
           <w:sz w:val="26"/>
         </w:rPr>
-        <w:t>Thời gian tạo báo cáo: 07/09/2026 19:12:19</w:t>
+        <w:t>Thời gian tạo báo cáo: 14/09/2026 19:39:35</w:t>
       </w:r>
     </w:p>
     <w:p/>
@@ -410,22 +410,22 @@
                 <w:color w:val="000000"/>
                 <w:sz w:val="26"/>
               </w:rPr>
-              <w:t>07/09/2026 19:06:07</w:t>
-            </w:r>
-          </w:p>
-        </w:tc>
-        <w:tc>
-          <w:tcPr>
-            <w:tcW w:type="dxa" w:w="1440"/>
-          </w:tcPr>
-          <w:p>
-            <w:r>
-              <w:rPr>
-                <w:rFonts w:ascii="Times New Roman" w:hAnsi="Times New Roman" w:eastAsia="Times New Roman"/>
-                <w:color w:val="000000"/>
-                <w:sz w:val="26"/>
-              </w:rPr>
-              <w:t>2.55</w:t>
+              <w:t>14/09/2026 19:32:58</w:t>
+            </w:r>
+          </w:p>
+        </w:tc>
+        <w:tc>
+          <w:tcPr>
+            <w:tcW w:type="dxa" w:w="1440"/>
+          </w:tcPr>
+          <w:p>
+            <w:r>
+              <w:rPr>
+                <w:rFonts w:ascii="Times New Roman" w:hAnsi="Times New Roman" w:eastAsia="Times New Roman"/>
+                <w:color w:val="000000"/>
+                <w:sz w:val="26"/>
+              </w:rPr>
+              <w:t>2.59</w:t>
             </w:r>
           </w:p>
         </w:tc>
@@ -500,22 +500,22 @@
                 <w:color w:val="000000"/>
                 <w:sz w:val="26"/>
               </w:rPr>
-              <w:t>07/09/2026 19:06:16</w:t>
-            </w:r>
-          </w:p>
-        </w:tc>
-        <w:tc>
-          <w:tcPr>
-            <w:tcW w:type="dxa" w:w="1440"/>
-          </w:tcPr>
-          <w:p>
-            <w:r>
-              <w:rPr>
-                <w:rFonts w:ascii="Times New Roman" w:hAnsi="Times New Roman" w:eastAsia="Times New Roman"/>
-                <w:color w:val="000000"/>
-                <w:sz w:val="26"/>
-              </w:rPr>
-              <w:t>5.40</w:t>
+              <w:t>14/09/2026 19:33:07</w:t>
+            </w:r>
+          </w:p>
+        </w:tc>
+        <w:tc>
+          <w:tcPr>
+            <w:tcW w:type="dxa" w:w="1440"/>
+          </w:tcPr>
+          <w:p>
+            <w:r>
+              <w:rPr>
+                <w:rFonts w:ascii="Times New Roman" w:hAnsi="Times New Roman" w:eastAsia="Times New Roman"/>
+                <w:color w:val="000000"/>
+                <w:sz w:val="26"/>
+              </w:rPr>
+              <w:t>5.48</w:t>
             </w:r>
           </w:p>
         </w:tc>
@@ -590,22 +590,22 @@
                 <w:color w:val="000000"/>
                 <w:sz w:val="26"/>
               </w:rPr>
-              <w:t>07/09/2026 19:06:25</w:t>
-            </w:r>
-          </w:p>
-        </w:tc>
-        <w:tc>
-          <w:tcPr>
-            <w:tcW w:type="dxa" w:w="1440"/>
-          </w:tcPr>
-          <w:p>
-            <w:r>
-              <w:rPr>
-                <w:rFonts w:ascii="Times New Roman" w:hAnsi="Times New Roman" w:eastAsia="Times New Roman"/>
-                <w:color w:val="000000"/>
-                <w:sz w:val="26"/>
-              </w:rPr>
-              <w:t>5.38</w:t>
+              <w:t>14/09/2026 19:33:15</w:t>
+            </w:r>
+          </w:p>
+        </w:tc>
+        <w:tc>
+          <w:tcPr>
+            <w:tcW w:type="dxa" w:w="1440"/>
+          </w:tcPr>
+          <w:p>
+            <w:r>
+              <w:rPr>
+                <w:rFonts w:ascii="Times New Roman" w:hAnsi="Times New Roman" w:eastAsia="Times New Roman"/>
+                <w:color w:val="000000"/>
+                <w:sz w:val="26"/>
+              </w:rPr>
+              <w:t>5.43</w:t>
             </w:r>
           </w:p>
         </w:tc>
@@ -680,7 +680,7 @@
                 <w:color w:val="000000"/>
                 <w:sz w:val="26"/>
               </w:rPr>
-              <w:t>07/09/2026 19:06:35</w:t>
+              <w:t>14/09/2026 19:33:26</w:t>
             </w:r>
           </w:p>
         </w:tc>
@@ -770,22 +770,22 @@
                 <w:color w:val="000000"/>
                 <w:sz w:val="26"/>
               </w:rPr>
-              <w:t>07/09/2026 19:06:44</w:t>
-            </w:r>
-          </w:p>
-        </w:tc>
-        <w:tc>
-          <w:tcPr>
-            <w:tcW w:type="dxa" w:w="1440"/>
-          </w:tcPr>
-          <w:p>
-            <w:r>
-              <w:rPr>
-                <w:rFonts w:ascii="Times New Roman" w:hAnsi="Times New Roman" w:eastAsia="Times New Roman"/>
-                <w:color w:val="000000"/>
-                <w:sz w:val="26"/>
-              </w:rPr>
-              <w:t>6.07</w:t>
+              <w:t>14/09/2026 19:33:35</w:t>
+            </w:r>
+          </w:p>
+        </w:tc>
+        <w:tc>
+          <w:tcPr>
+            <w:tcW w:type="dxa" w:w="1440"/>
+          </w:tcPr>
+          <w:p>
+            <w:r>
+              <w:rPr>
+                <w:rFonts w:ascii="Times New Roman" w:hAnsi="Times New Roman" w:eastAsia="Times New Roman"/>
+                <w:color w:val="000000"/>
+                <w:sz w:val="26"/>
+              </w:rPr>
+              <w:t>6.12</w:t>
             </w:r>
           </w:p>
         </w:tc>
@@ -996,7 +996,7 @@
                 <w:color w:val="000000"/>
                 <w:sz w:val="26"/>
               </w:rPr>
-              <w:t>07/09/2026 19:06:06</w:t>
+              <w:t>14/09/2026 19:32:57</w:t>
             </w:r>
           </w:p>
         </w:tc>
@@ -1087,7 +1087,7 @@
                 <w:color w:val="000000"/>
                 <w:sz w:val="26"/>
               </w:rPr>
-              <w:t>07/09/2026 19:06:07</w:t>
+              <w:t>14/09/2026 19:32:58</w:t>
             </w:r>
           </w:p>
         </w:tc>
@@ -1179,7 +1179,7 @@
                 <w:color w:val="000000"/>
                 <w:sz w:val="26"/>
               </w:rPr>
-              <w:t>07/09/2026 19:06:07</w:t>
+              <w:t>14/09/2026 19:32:58</w:t>
             </w:r>
           </w:p>
         </w:tc>
@@ -1270,22 +1270,22 @@
                 <w:color w:val="000000"/>
                 <w:sz w:val="26"/>
               </w:rPr>
-              <w:t>07/09/2026 19:06:07</w:t>
-            </w:r>
-          </w:p>
-        </w:tc>
-        <w:tc>
-          <w:tcPr>
-            <w:tcW w:type="dxa" w:w="1440"/>
-          </w:tcPr>
-          <w:p>
-            <w:r>
-              <w:rPr>
-                <w:rFonts w:ascii="Times New Roman" w:hAnsi="Times New Roman" w:eastAsia="Times New Roman"/>
-                <w:color w:val="000000"/>
-                <w:sz w:val="26"/>
-              </w:rPr>
-              <w:t>Ghi nhận Appointment ID 655, Doctor Vu Thinh, ngày 08/09/2026, giờ 09:00</w:t>
+              <w:t>14/09/2026 19:32:58</w:t>
+            </w:r>
+          </w:p>
+        </w:tc>
+        <w:tc>
+          <w:tcPr>
+            <w:tcW w:type="dxa" w:w="1440"/>
+          </w:tcPr>
+          <w:p>
+            <w:r>
+              <w:rPr>
+                <w:rFonts w:ascii="Times New Roman" w:hAnsi="Times New Roman" w:eastAsia="Times New Roman"/>
+                <w:color w:val="000000"/>
+                <w:sz w:val="26"/>
+              </w:rPr>
+              <w:t>Ghi nhận Appointment ID 718, Doctor Vu Thinh, ngày 15/09/2026, giờ 07:30</w:t>
             </w:r>
           </w:p>
         </w:tc>
@@ -1361,7 +1361,7 @@
                 <w:color w:val="000000"/>
                 <w:sz w:val="26"/>
               </w:rPr>
-              <w:t>07/09/2026 19:06:07</w:t>
+              <w:t>14/09/2026 19:32:58</w:t>
             </w:r>
           </w:p>
         </w:tc>
@@ -1452,7 +1452,7 @@
                 <w:color w:val="000000"/>
                 <w:sz w:val="26"/>
               </w:rPr>
-              <w:t>07/09/2026 19:06:07</w:t>
+              <w:t>14/09/2026 19:32:58</w:t>
             </w:r>
           </w:p>
         </w:tc>
@@ -1543,7 +1543,7 @@
                 <w:color w:val="000000"/>
                 <w:sz w:val="26"/>
               </w:rPr>
-              <w:t>07/09/2026 19:06:07</w:t>
+              <w:t>14/09/2026 19:32:58</w:t>
             </w:r>
           </w:p>
         </w:tc>
@@ -1634,7 +1634,7 @@
                 <w:color w:val="000000"/>
                 <w:sz w:val="26"/>
               </w:rPr>
-              <w:t>07/09/2026 19:06:07</w:t>
+              <w:t>14/09/2026 19:32:58</w:t>
             </w:r>
           </w:p>
         </w:tc>
@@ -1725,7 +1725,7 @@
                 <w:color w:val="000000"/>
                 <w:sz w:val="26"/>
               </w:rPr>
-              <w:t>07/09/2026 19:06:13</w:t>
+              <w:t>14/09/2026 19:33:04</w:t>
             </w:r>
           </w:p>
         </w:tc>
@@ -1816,7 +1816,7 @@
                 <w:color w:val="000000"/>
                 <w:sz w:val="26"/>
               </w:rPr>
-              <w:t>07/09/2026 19:06:14</w:t>
+              <w:t>14/09/2026 19:33:05</w:t>
             </w:r>
           </w:p>
         </w:tc>
@@ -1907,7 +1907,7 @@
                 <w:color w:val="000000"/>
                 <w:sz w:val="26"/>
               </w:rPr>
-              <w:t>07/09/2026 19:06:14</w:t>
+              <w:t>14/09/2026 19:33:05</w:t>
             </w:r>
           </w:p>
         </w:tc>
@@ -1998,7 +1998,7 @@
                 <w:color w:val="000000"/>
                 <w:sz w:val="26"/>
               </w:rPr>
-              <w:t>07/09/2026 19:06:15</w:t>
+              <w:t>14/09/2026 19:33:05</w:t>
             </w:r>
           </w:p>
         </w:tc>
@@ -2090,7 +2090,7 @@
                 <w:color w:val="000000"/>
                 <w:sz w:val="26"/>
               </w:rPr>
-              <w:t>07/09/2026 19:06:15</w:t>
+              <w:t>14/09/2026 19:33:06</w:t>
             </w:r>
           </w:p>
         </w:tc>
@@ -2181,7 +2181,7 @@
                 <w:color w:val="000000"/>
                 <w:sz w:val="26"/>
               </w:rPr>
-              <w:t>07/09/2026 19:06:16</w:t>
+              <w:t>14/09/2026 19:33:07</w:t>
             </w:r>
           </w:p>
         </w:tc>
@@ -2272,7 +2272,7 @@
                 <w:color w:val="000000"/>
                 <w:sz w:val="26"/>
               </w:rPr>
-              <w:t>07/09/2026 19:06:16</w:t>
+              <w:t>14/09/2026 19:33:07</w:t>
             </w:r>
           </w:p>
         </w:tc>
@@ -2363,7 +2363,7 @@
                 <w:color w:val="000000"/>
                 <w:sz w:val="26"/>
               </w:rPr>
-              <w:t>07/09/2026 19:06:16</w:t>
+              <w:t>14/09/2026 19:33:07</w:t>
             </w:r>
           </w:p>
         </w:tc>
@@ -2454,7 +2454,7 @@
                 <w:color w:val="000000"/>
                 <w:sz w:val="26"/>
               </w:rPr>
-              <w:t>07/09/2026 19:06:22</w:t>
+              <w:t>14/09/2026 19:33:12</w:t>
             </w:r>
           </w:p>
         </w:tc>
@@ -2545,7 +2545,7 @@
                 <w:color w:val="000000"/>
                 <w:sz w:val="26"/>
               </w:rPr>
-              <w:t>07/09/2026 19:06:23</w:t>
+              <w:t>14/09/2026 19:33:13</w:t>
             </w:r>
           </w:p>
         </w:tc>
@@ -2636,7 +2636,7 @@
                 <w:color w:val="000000"/>
                 <w:sz w:val="26"/>
               </w:rPr>
-              <w:t>07/09/2026 19:06:23</w:t>
+              <w:t>14/09/2026 19:33:14</w:t>
             </w:r>
           </w:p>
         </w:tc>
@@ -2727,7 +2727,7 @@
                 <w:color w:val="000000"/>
                 <w:sz w:val="26"/>
               </w:rPr>
-              <w:t>07/09/2026 19:06:23</w:t>
+              <w:t>14/09/2026 19:33:14</w:t>
             </w:r>
           </w:p>
         </w:tc>
@@ -2819,7 +2819,7 @@
                 <w:color w:val="000000"/>
                 <w:sz w:val="26"/>
               </w:rPr>
-              <w:t>07/09/2026 19:06:24</w:t>
+              <w:t>14/09/2026 19:33:15</w:t>
             </w:r>
           </w:p>
         </w:tc>
@@ -2910,7 +2910,7 @@
                 <w:color w:val="000000"/>
                 <w:sz w:val="26"/>
               </w:rPr>
-              <w:t>07/09/2026 19:06:25</w:t>
+              <w:t>14/09/2026 19:33:15</w:t>
             </w:r>
           </w:p>
         </w:tc>
@@ -3001,7 +3001,7 @@
                 <w:color w:val="000000"/>
                 <w:sz w:val="26"/>
               </w:rPr>
-              <w:t>07/09/2026 19:06:25</w:t>
+              <w:t>14/09/2026 19:33:15</w:t>
             </w:r>
           </w:p>
         </w:tc>
@@ -3092,7 +3092,7 @@
                 <w:color w:val="000000"/>
                 <w:sz w:val="26"/>
               </w:rPr>
-              <w:t>07/09/2026 19:06:25</w:t>
+              <w:t>14/09/2026 19:33:15</w:t>
             </w:r>
           </w:p>
         </w:tc>
@@ -3183,22 +3183,22 @@
                 <w:color w:val="000000"/>
                 <w:sz w:val="26"/>
               </w:rPr>
-              <w:t>07/09/2026 19:06:30</w:t>
-            </w:r>
-          </w:p>
-        </w:tc>
-        <w:tc>
-          <w:tcPr>
-            <w:tcW w:type="dxa" w:w="1440"/>
-          </w:tcPr>
-          <w:p>
-            <w:r>
-              <w:rPr>
-                <w:rFonts w:ascii="Times New Roman" w:hAnsi="Times New Roman" w:eastAsia="Times New Roman"/>
-                <w:color w:val="000000"/>
-                <w:sz w:val="26"/>
-              </w:rPr>
-              <w:t>Patient đặt lịch thành công và ghi nhận Appointment ID 658</w:t>
+              <w:t>14/09/2026 19:33:21</w:t>
+            </w:r>
+          </w:p>
+        </w:tc>
+        <w:tc>
+          <w:tcPr>
+            <w:tcW w:type="dxa" w:w="1440"/>
+          </w:tcPr>
+          <w:p>
+            <w:r>
+              <w:rPr>
+                <w:rFonts w:ascii="Times New Roman" w:hAnsi="Times New Roman" w:eastAsia="Times New Roman"/>
+                <w:color w:val="000000"/>
+                <w:sz w:val="26"/>
+              </w:rPr>
+              <w:t>Patient đặt lịch thành công và ghi nhận Appointment ID 721</w:t>
             </w:r>
           </w:p>
         </w:tc>
@@ -3274,7 +3274,7 @@
                 <w:color w:val="000000"/>
                 <w:sz w:val="26"/>
               </w:rPr>
-              <w:t>07/09/2026 19:06:31</w:t>
+              <w:t>14/09/2026 19:33:21</w:t>
             </w:r>
           </w:p>
         </w:tc>
@@ -3365,7 +3365,7 @@
                 <w:color w:val="000000"/>
                 <w:sz w:val="26"/>
               </w:rPr>
-              <w:t>07/09/2026 19:06:32</w:t>
+              <w:t>14/09/2026 19:33:23</w:t>
             </w:r>
           </w:p>
         </w:tc>
@@ -3457,7 +3457,7 @@
                 <w:color w:val="000000"/>
                 <w:sz w:val="26"/>
               </w:rPr>
-              <w:t>07/09/2026 19:06:33</w:t>
+              <w:t>14/09/2026 19:33:23</w:t>
             </w:r>
           </w:p>
         </w:tc>
@@ -3548,7 +3548,7 @@
                 <w:color w:val="000000"/>
                 <w:sz w:val="26"/>
               </w:rPr>
-              <w:t>07/09/2026 19:06:34</w:t>
+              <w:t>14/09/2026 19:33:24</w:t>
             </w:r>
           </w:p>
         </w:tc>
@@ -3639,7 +3639,7 @@
                 <w:color w:val="000000"/>
                 <w:sz w:val="26"/>
               </w:rPr>
-              <w:t>07/09/2026 19:06:34</w:t>
+              <w:t>14/09/2026 19:33:24</w:t>
             </w:r>
           </w:p>
         </w:tc>
@@ -3730,7 +3730,7 @@
                 <w:color w:val="000000"/>
                 <w:sz w:val="26"/>
               </w:rPr>
-              <w:t>07/09/2026 19:06:34</w:t>
+              <w:t>14/09/2026 19:33:25</w:t>
             </w:r>
           </w:p>
         </w:tc>
@@ -3821,7 +3821,7 @@
                 <w:color w:val="000000"/>
                 <w:sz w:val="26"/>
               </w:rPr>
-              <w:t>07/09/2026 19:06:35</w:t>
+              <w:t>14/09/2026 19:33:26</w:t>
             </w:r>
           </w:p>
         </w:tc>
@@ -3912,7 +3912,7 @@
                 <w:color w:val="000000"/>
                 <w:sz w:val="26"/>
               </w:rPr>
-              <w:t>07/09/2026 19:06:35</w:t>
+              <w:t>14/09/2026 19:33:26</w:t>
             </w:r>
           </w:p>
         </w:tc>
@@ -4003,22 +4003,22 @@
                 <w:color w:val="000000"/>
                 <w:sz w:val="26"/>
               </w:rPr>
-              <w:t>07/09/2026 19:06:41</w:t>
-            </w:r>
-          </w:p>
-        </w:tc>
-        <w:tc>
-          <w:tcPr>
-            <w:tcW w:type="dxa" w:w="1440"/>
-          </w:tcPr>
-          <w:p>
-            <w:r>
-              <w:rPr>
-                <w:rFonts w:ascii="Times New Roman" w:hAnsi="Times New Roman" w:eastAsia="Times New Roman"/>
-                <w:color w:val="000000"/>
-                <w:sz w:val="26"/>
-              </w:rPr>
-              <w:t>Patient A đặt lịch thành công với Appointment ID 659</w:t>
+              <w:t>14/09/2026 19:33:31</w:t>
+            </w:r>
+          </w:p>
+        </w:tc>
+        <w:tc>
+          <w:tcPr>
+            <w:tcW w:type="dxa" w:w="1440"/>
+          </w:tcPr>
+          <w:p>
+            <w:r>
+              <w:rPr>
+                <w:rFonts w:ascii="Times New Roman" w:hAnsi="Times New Roman" w:eastAsia="Times New Roman"/>
+                <w:color w:val="000000"/>
+                <w:sz w:val="26"/>
+              </w:rPr>
+              <w:t>Patient A đặt lịch thành công với Appointment ID 722</w:t>
             </w:r>
           </w:p>
         </w:tc>
@@ -4094,22 +4094,22 @@
                 <w:color w:val="000000"/>
                 <w:sz w:val="26"/>
               </w:rPr>
-              <w:t>07/09/2026 19:06:41</w:t>
-            </w:r>
-          </w:p>
-        </w:tc>
-        <w:tc>
-          <w:tcPr>
-            <w:tcW w:type="dxa" w:w="1440"/>
-          </w:tcPr>
-          <w:p>
-            <w:r>
-              <w:rPr>
-                <w:rFonts w:ascii="Times New Roman" w:hAnsi="Times New Roman" w:eastAsia="Times New Roman"/>
-                <w:color w:val="000000"/>
-                <w:sz w:val="26"/>
-              </w:rPr>
-              <w:t>Ghi nhận Doctor Vu Thinh, ngày 08/09/2026, giờ 09:30</w:t>
+              <w:t>14/09/2026 19:33:31</w:t>
+            </w:r>
+          </w:p>
+        </w:tc>
+        <w:tc>
+          <w:tcPr>
+            <w:tcW w:type="dxa" w:w="1440"/>
+          </w:tcPr>
+          <w:p>
+            <w:r>
+              <w:rPr>
+                <w:rFonts w:ascii="Times New Roman" w:hAnsi="Times New Roman" w:eastAsia="Times New Roman"/>
+                <w:color w:val="000000"/>
+                <w:sz w:val="26"/>
+              </w:rPr>
+              <w:t>Ghi nhận Doctor Vu Thinh, ngày 15/09/2026, giờ 08:00</w:t>
             </w:r>
           </w:p>
         </w:tc>
@@ -4185,7 +4185,7 @@
                 <w:color w:val="000000"/>
                 <w:sz w:val="26"/>
               </w:rPr>
-              <w:t>07/09/2026 19:06:42</w:t>
+              <w:t>14/09/2026 19:33:33</w:t>
             </w:r>
           </w:p>
         </w:tc>
@@ -4277,7 +4277,7 @@
                 <w:color w:val="000000"/>
                 <w:sz w:val="26"/>
               </w:rPr>
-              <w:t>07/09/2026 19:06:43</w:t>
+              <w:t>14/09/2026 19:33:33</w:t>
             </w:r>
           </w:p>
         </w:tc>
@@ -4368,7 +4368,7 @@
                 <w:color w:val="000000"/>
                 <w:sz w:val="26"/>
               </w:rPr>
-              <w:t>07/09/2026 19:06:44</w:t>
+              <w:t>14/09/2026 19:33:34</w:t>
             </w:r>
           </w:p>
         </w:tc>
@@ -4459,7 +4459,7 @@
                 <w:color w:val="000000"/>
                 <w:sz w:val="26"/>
               </w:rPr>
-              <w:t>07/09/2026 19:06:44</w:t>
+              <w:t>14/09/2026 19:33:35</w:t>
             </w:r>
           </w:p>
         </w:tc>
@@ -4550,7 +4550,7 @@
                 <w:color w:val="000000"/>
                 <w:sz w:val="26"/>
               </w:rPr>
-              <w:t>07/09/2026 19:06:44</w:t>
+              <w:t>14/09/2026 19:33:35</w:t>
             </w:r>
           </w:p>
         </w:tc>
@@ -4642,7 +4642,7 @@
                 <w:color w:val="000000"/>
                 <w:sz w:val="26"/>
               </w:rPr>
-              <w:t>07/09/2026 19:06:44</w:t>
+              <w:t>14/09/2026 19:33:35</w:t>
             </w:r>
           </w:p>
         </w:tc>
@@ -4733,7 +4733,7 @@
                 <w:color w:val="000000"/>
                 <w:sz w:val="26"/>
               </w:rPr>
-              <w:t>07/09/2026 19:06:44</w:t>
+              <w:t>14/09/2026 19:33:35</w:t>
             </w:r>
           </w:p>
         </w:tc>
